--- a/s15/solution/QuickLoan_Architecture_Documentation.docx
+++ b/s15/solution/QuickLoan_Architecture_Documentation.docx
@@ -194,6 +194,10 @@
       <w:r>
         <w:t>The system's design goal is to never let the LLM invent numbers. All rates, eligibility criteria, and EMI figures are fetched from a database or computed by deterministic code — the LLM only composes natural-language responses around facts supplied to it as tool results or retrieved documents. A compliance layer additionally screens every draft response against RBI-style banned phrases and cross-checks any quoted rate against the live database before it reaches the customer.</w:t>
       </w:r>
+      <w:r>
+        <w:rPr/>
+        <w:t xml:space="preserve"> The rate-hallucination check now fails closed: if the rate database can't be reached to verify a quoted figure, the response is blocked rather than silently allowed through.</w:t>
+      </w:r>
     </w:p>
     <w:p>
       <w:pPr>
@@ -269,6 +273,30 @@
     </w:p>
     <w:p>
       <w:pPr>
+        <w:pStyle w:val="ListBullet"/>
+      </w:pPr>
+      <w:r>
+        <w:t>Sidebar conversation management: search past conversations by title or message content, delete a single conversation, or delete all of them (chat history + LangGraph checkpoint state together).</w:t>
+      </w:r>
+    </w:p>
+    <w:p>
+      <w:pPr>
+        <w:pStyle w:val="ListBullet"/>
+      </w:pPr>
+      <w:r>
+        <w:t>RBI Key Fact Statement (KFS) disclosure: every rate/EMI quote states the processing fee and the IRR-based Annual Percentage Rate (APR) alongside the nominal rate -- the nominal rate alone is never a complete quote.</w:t>
+      </w:r>
+    </w:p>
+    <w:p>
+      <w:pPr>
+        <w:pStyle w:val="ListBullet"/>
+      </w:pPr>
+      <w:r>
+        <w:t>Deterministic grievance-officer / RBI Ombudsman disclosure, and a persistent compliance_audit_log recording every compliance decision (PASS or REVISED) and the reviewer's action, independent of the customer's own chat history.</w:t>
+      </w:r>
+    </w:p>
+    <w:p>
+      <w:pPr>
         <w:pStyle w:val="Heading1"/>
       </w:pPr>
       <w:r>
@@ -325,65 +353,259 @@
         </w:rPr>
         <w:t xml:space="preserve">                         +-------------------------------+</w:t>
         <w:br/>
+      </w:r>
+      <w:r>
+        <w:rPr>
+          <w:rFonts w:ascii="Consolas" w:hAnsi="Consolas"/>
+          <w:sz w:val="19"/>
+        </w:rPr>
         <w:t xml:space="preserve">                         |   Streamlit UI (app.py)       |</w:t>
         <w:br/>
+      </w:r>
+      <w:r>
+        <w:rPr>
+          <w:rFonts w:ascii="Consolas" w:hAnsi="Consolas"/>
+          <w:sz w:val="19"/>
+        </w:rPr>
         <w:t xml:space="preserve">                         |  Chat tab  |  EMI Calc tab     |</w:t>
         <w:br/>
+      </w:r>
+      <w:r>
+        <w:rPr>
+          <w:rFonts w:ascii="Consolas" w:hAnsi="Consolas"/>
+          <w:sz w:val="19"/>
+        </w:rPr>
         <w:t xml:space="preserve">                         +---------------+----------------+</w:t>
         <w:br/>
+      </w:r>
+      <w:r>
+        <w:rPr>
+          <w:rFonts w:ascii="Consolas" w:hAnsi="Consolas"/>
+          <w:sz w:val="19"/>
+        </w:rPr>
         <w:t xml:space="preserve">                                         |</w:t>
         <w:br/>
+      </w:r>
+      <w:r>
+        <w:rPr>
+          <w:rFonts w:ascii="Consolas" w:hAnsi="Consolas"/>
+          <w:sz w:val="19"/>
+        </w:rPr>
         <w:t xml:space="preserve">                                         v</w:t>
         <w:br/>
+      </w:r>
+      <w:r>
+        <w:rPr>
+          <w:rFonts w:ascii="Consolas" w:hAnsi="Consolas"/>
+          <w:sz w:val="19"/>
+        </w:rPr>
         <w:t xml:space="preserve">                         +-------------------------------+</w:t>
         <w:br/>
+      </w:r>
+      <w:r>
+        <w:rPr>
+          <w:rFonts w:ascii="Consolas" w:hAnsi="Consolas"/>
+          <w:sz w:val="19"/>
+        </w:rPr>
         <w:t xml:space="preserve">                         |     LangGraph State Graph      |</w:t>
         <w:br/>
+      </w:r>
+      <w:r>
+        <w:rPr>
+          <w:rFonts w:ascii="Consolas" w:hAnsi="Consolas"/>
+          <w:sz w:val="19"/>
+        </w:rPr>
         <w:t xml:space="preserve">                         |  (quickloan/agent.py, nodes.py)|</w:t>
         <w:br/>
+      </w:r>
+      <w:r>
+        <w:rPr>
+          <w:rFonts w:ascii="Consolas" w:hAnsi="Consolas"/>
+          <w:sz w:val="19"/>
+        </w:rPr>
         <w:t xml:space="preserve">                         +---------------+----------------+</w:t>
         <w:br/>
+      </w:r>
+      <w:r>
+        <w:rPr>
+          <w:rFonts w:ascii="Consolas" w:hAnsi="Consolas"/>
+          <w:sz w:val="19"/>
+        </w:rPr>
         <w:t xml:space="preserve">                                         |</w:t>
         <w:br/>
+      </w:r>
+      <w:r>
+        <w:rPr>
+          <w:rFonts w:ascii="Consolas" w:hAnsi="Consolas"/>
+          <w:sz w:val="19"/>
+        </w:rPr>
         <w:t xml:space="preserve">        +--------------------+----------+-----------+--------------------+</w:t>
         <w:br/>
+      </w:r>
+      <w:r>
+        <w:rPr>
+          <w:rFonts w:ascii="Consolas" w:hAnsi="Consolas"/>
+          <w:sz w:val="19"/>
+        </w:rPr>
         <w:t xml:space="preserve">        v                    v                       v                    v</w:t>
         <w:br/>
+      </w:r>
+      <w:r>
+        <w:rPr>
+          <w:rFonts w:ascii="Consolas" w:hAnsi="Consolas"/>
+          <w:sz w:val="19"/>
+        </w:rPr>
         <w:t xml:space="preserve">   [ Guard ]           [ Supervisor /            [ Policy Agent ]    [ Rates Agent ]</w:t>
         <w:br/>
+      </w:r>
+      <w:r>
+        <w:rPr>
+          <w:rFonts w:ascii="Consolas" w:hAnsi="Consolas"/>
+          <w:sz w:val="19"/>
+        </w:rPr>
         <w:t xml:space="preserve">  PII + injection        Classifier ]            RAG (Chroma +      MCP tools + LLM</w:t>
         <w:br/>
+      </w:r>
+      <w:r>
+        <w:rPr>
+          <w:rFonts w:ascii="Consolas" w:hAnsi="Consolas"/>
+          <w:sz w:val="19"/>
+        </w:rPr>
         <w:t xml:space="preserve">  regex checks          routes RATES/               HF embed)</w:t>
         <w:br/>
+      </w:r>
+      <w:r>
+        <w:rPr>
+          <w:rFonts w:ascii="Consolas" w:hAnsi="Consolas"/>
+          <w:sz w:val="19"/>
+        </w:rPr>
         <w:t xml:space="preserve">                         POLICY/COMPLEX/</w:t>
         <w:br/>
+      </w:r>
+      <w:r>
+        <w:rPr>
+          <w:rFonts w:ascii="Consolas" w:hAnsi="Consolas"/>
+          <w:sz w:val="19"/>
+        </w:rPr>
         <w:t xml:space="preserve">                         OUT_OF_SCOPE</w:t>
         <w:br/>
+      </w:r>
+      <w:r>
+        <w:rPr>
+          <w:rFonts w:ascii="Consolas" w:hAnsi="Consolas"/>
+          <w:sz w:val="19"/>
+        </w:rPr>
         <w:t xml:space="preserve">        |                                                 |                |</w:t>
         <w:br/>
+      </w:r>
+      <w:r>
+        <w:rPr>
+          <w:rFonts w:ascii="Consolas" w:hAnsi="Consolas"/>
+          <w:sz w:val="19"/>
+        </w:rPr>
         <w:t xml:space="preserve">        +----------------------&gt; [ Compliance Agent ] &lt;---+----------------+</w:t>
         <w:br/>
+      </w:r>
+      <w:r>
+        <w:rPr>
+          <w:rFonts w:ascii="Consolas" w:hAnsi="Consolas"/>
+          <w:sz w:val="19"/>
+        </w:rPr>
         <w:t xml:space="preserve">                                   check_rbi -&gt; revise? -&gt; END</w:t>
         <w:br/>
+      </w:r>
+      <w:r>
+        <w:rPr>
+          <w:rFonts w:ascii="Consolas" w:hAnsi="Consolas"/>
+          <w:sz w:val="19"/>
+        </w:rPr>
         <w:t xml:space="preserve">                                         |</w:t>
         <w:br/>
+      </w:r>
+      <w:r>
+        <w:rPr>
+          <w:rFonts w:ascii="Consolas" w:hAnsi="Consolas"/>
+          <w:sz w:val="19"/>
+        </w:rPr>
         <w:t xml:space="preserve">                                         v</w:t>
         <w:br/>
+      </w:r>
+      <w:r>
+        <w:rPr>
+          <w:rFonts w:ascii="Consolas" w:hAnsi="Consolas"/>
+          <w:sz w:val="19"/>
+        </w:rPr>
         <w:t xml:space="preserve">                              Response returned to UI</w:t>
         <w:br/>
+      </w:r>
+      <w:r>
+        <w:rPr>
+          <w:rFonts w:ascii="Consolas" w:hAnsi="Consolas"/>
+          <w:sz w:val="19"/>
+        </w:rPr>
         <w:t xml:space="preserve">                          (HITL review shown if REVISED)</w:t>
         <w:br/>
+      </w:r>
+      <w:r>
+        <w:rPr>
+          <w:rFonts w:ascii="Consolas" w:hAnsi="Consolas"/>
+          <w:sz w:val="19"/>
+        </w:rPr>
         <w:br/>
+      </w:r>
+      <w:r>
+        <w:rPr>
+          <w:rFonts w:ascii="Consolas" w:hAnsi="Consolas"/>
+          <w:sz w:val="19"/>
+        </w:rPr>
         <w:t xml:space="preserve">   Supporting services:</w:t>
         <w:br/>
+      </w:r>
+      <w:r>
+        <w:rPr>
+          <w:rFonts w:ascii="Consolas" w:hAnsi="Consolas"/>
+          <w:sz w:val="19"/>
+        </w:rPr>
         <w:t xml:space="preserve">     - mcp_server.py  (stdio MCP server: query_rates, query_eligibility, calculate_emi)</w:t>
         <w:br/>
+      </w:r>
+      <w:r>
+        <w:rPr>
+          <w:rFonts w:ascii="Consolas" w:hAnsi="Consolas"/>
+          <w:sz w:val="19"/>
+        </w:rPr>
         <w:t xml:space="preserve">     - fastfinance_data.db (SQLite: loan_products, rate_slabs, eligibility_rules, ...)</w:t>
         <w:br/>
+      </w:r>
+      <w:r>
+        <w:rPr>
+          <w:rFonts w:ascii="Consolas" w:hAnsi="Consolas"/>
+          <w:sz w:val="19"/>
+        </w:rPr>
         <w:t xml:space="preserve">     - vectorstore/ (ChromaDB, HuggingFace all-MiniLM-L6-v2 embeddings)</w:t>
         <w:br/>
-        <w:t xml:space="preserve">     - checkpoints.db (SQLite: LangGraph checkpointer + conversations/conversation_messages)</w:t>
+      </w:r>
+      <w:r>
+        <w:rPr>
+          <w:rFonts w:ascii="Consolas" w:hAnsi="Consolas"/>
+          <w:sz w:val="19"/>
+        </w:rPr>
+        <w:t xml:space="preserve">     - checkpoints.db (SQLite: LangGraph checkpointer + conversations/</w:t>
         <w:br/>
+      </w:r>
+      <w:r>
+        <w:rPr>
+          <w:rFonts w:ascii="Consolas" w:hAnsi="Consolas"/>
+          <w:sz w:val="19"/>
+        </w:rPr>
+        <w:t xml:space="preserve">       conversation_messages/compliance_audit_log)</w:t>
+        <w:br/>
+      </w:r>
+      <w:r>
+        <w:rPr>
+          <w:rFonts w:ascii="Consolas" w:hAnsi="Consolas"/>
+          <w:sz w:val="19"/>
+        </w:rPr>
       </w:r>
     </w:p>
     <w:p>
@@ -410,6 +632,10 @@
     <w:p>
       <w:r>
         <w:t>The graph is defined in quickloan/agent.py using LangGraph's StateGraph, with all node logic implemented in quickloan/nodes.py. State is a single TypedDict (QuickLoanState, quickloan/state.py) threaded through every node.</w:t>
+      </w:r>
+      <w:r>
+        <w:rPr/>
+        <w:t xml:space="preserve"> Two additional fields, compliance_reason and original_response, carry the RBI compliance audit trail (the FAIL reason and the pre-revision draft) through the graph even after compliance_status itself is overwritten from FAIL:&lt;reason&gt; to REVISED.</w:t>
       </w:r>
     </w:p>
     <w:tbl>
@@ -806,6 +1032,10 @@
       <w:r>
         <w:t>Compliance Agent (create_compliance_agent): check_rbi (banned-phrase + hallucinated-rate check) -&gt; conditional edge to revise (LLM rewrite) or straight to END.</w:t>
       </w:r>
+      <w:r>
+        <w:rPr/>
+        <w:t xml:space="preserve"> The hallucinated-rate check fails closed if the database can't be reached, and ignores APR mentions -- APR is a derived, per-loan figure from calculate_apr(), not a rate_slabs lookup, so it must not be checked against the nominal-rate table.</w:t>
+      </w:r>
     </w:p>
     <w:p>
       <w:pPr>
@@ -907,6 +1137,10 @@
       <w:r>
         <w:t>call_rates_agent() invokes the Rates Agent sub-graph. Its LLM is bound to the MCP tools (query_rates, query_eligibility, calculate_emi). The model calls query_rates to fetch the real interest rate for the customer's CIBIL band, optionally calls calculate_emi with that rate, and the loop repeats until no more tool calls are requested (max 3 rounds), after which a final tools-unbound LLM call renders the answer as prose.</w:t>
       </w:r>
+      <w:r>
+        <w:rPr/>
+        <w:t xml:space="preserve"> When a tool was used, the final answer has the RBI Key Fact Statement (KFS) note appended deterministically in code (not left to the LLM to remember) -- see quickloan/nodes.py: _rates_respond.</w:t>
+      </w:r>
     </w:p>
     <w:p>
       <w:pPr>
@@ -952,6 +1186,10 @@
       <w:r>
         <w:t>For the Rates and Policy paths, call_compliance_agent() runs the draft response through check_rbi(): it scans for QUICKLOAN_BANNED_PHRASES (e.g. 'guaranteed approval') and cross-checks every 'X% p.a.' figure mentioned against the live rate_slabs table. A failure routes to revise_response(), which asks the LLM to rewrite the draft under stated compliance rules; a pass returns the draft unchanged.</w:t>
       </w:r>
+      <w:r>
+        <w:rPr/>
+        <w:t xml:space="preserve"> The banned-phrase list covers 17 RBI-flagged misleading claims (e.g. 'instant approval', 'zero documentation', 'no processing fee'); the rate check fails closed on a database outage instead of silently passing, and excludes APR mentions from the nominal-rate comparison. check_rbi()/revise_response() also populate compliance_reason and original_response for the audit trail (step 8).</w:t>
+      </w:r>
     </w:p>
     <w:p>
       <w:pPr>
@@ -967,6 +1205,10 @@
       <w:r>
         <w:t>app.py inspects the returned state: a blocked_reason shows a warning badge; compliance_status == 'REVISED' pauses the turn and shows a Human-in-the-Loop approval form (the loan officer edits/approves/discards before the message is added to history); otherwise the response is streamed token-by-token into the chat bubble via the _stream_callback hook wired into nodes.py, and a route caption (e.g. 'Route: RATES -&gt; rates_agent | RBI Compliant') is shown.</w:t>
       </w:r>
+      <w:r>
+        <w:rPr/>
+        <w:t xml:space="preserve"> Every compliance-checked turn -- an automatic PASS or a human-reviewed REVISED (approved / approved_edited / discarded) -- is also written to compliance_audit_log (step 8).</w:t>
+      </w:r>
     </w:p>
     <w:p>
       <w:pPr>
@@ -981,6 +1223,10 @@
       </w:r>
       <w:r>
         <w:t>The final assistant message and its route caption are written to conversation_messages, and LangGraph's SqliteSaver has already checkpointed the full graph state for the thread, so refreshing the page or clicking a past conversation restores it.</w:t>
+      </w:r>
+      <w:r>
+        <w:rPr/>
+        <w:t xml:space="preserve"> compliance_audit_log rows are written alongside this, but deliberately never deleted by the sidebar's delete/delete-all actions -- see Section 8.</w:t>
       </w:r>
     </w:p>
     <w:p>
@@ -1046,6 +1292,10 @@
       <w:r>
         <w:t>Banned-phrase check: rejects drafts containing phrases like 'guaranteed approval', 'pre-approved', '100% approved', 'no credit check'.</w:t>
       </w:r>
+      <w:r>
+        <w:rPr/>
+        <w:t xml:space="preserve"> Expanded in Session 15 to 17 phrases covering RBI's common digital-lending misleading-claims list, including 'instant approval', 'zero documentation', 'lowest rate guaranteed', and 'no processing fee'.</w:t>
+      </w:r>
     </w:p>
     <w:p>
       <w:pPr>
@@ -1053,6 +1303,10 @@
       </w:pPr>
       <w:r>
         <w:t>Hallucinated-rate check: extracts every 'N% p.a.' figure from the draft with a regex and verifies it exists in the live rate_slabs table — a number the LLM invented fails the check.</w:t>
+      </w:r>
+      <w:r>
+        <w:rPr/>
+        <w:t xml:space="preserve"> Fails closed (blocks, doesn't silently pass) if the database can't be reached, and excludes APR mentions from the comparison since APR is a derived per-loan figure, not a nominal rate_slabs value.</w:t>
       </w:r>
     </w:p>
     <w:p>
@@ -1069,6 +1323,74 @@
       </w:pPr>
       <w:r>
         <w:t>compliance_status is surfaced end-to-end as PASS / REVISED / FAIL:&lt;reason&gt;, and REVISED responses trigger the Human-in-the-Loop approval step in the Streamlit UI before being shown to the customer.</w:t>
+      </w:r>
+      <w:r>
+        <w:rPr/>
+        <w:t xml:space="preserve"> compliance_reason and original_response travel alongside it so a REVISED turn's audit-log entry captures why it was flagged and what the pre-revision draft said, not just the final status.</w:t>
+      </w:r>
+    </w:p>
+    <w:p>
+      <w:pPr>
+        <w:pStyle w:val="Heading2"/>
+      </w:pPr>
+      <w:r>
+        <w:t>5.3 RBI Digital Lending Disclosures (APR, KFS, Grievance)</w:t>
+      </w:r>
+    </w:p>
+    <w:p>
+      <w:pPr>
+        <w:pStyle w:val="ListBullet"/>
+      </w:pPr>
+      <w:r>
+        <w:t>APR / processing fee: quickloan/emi.py's calculate_apr() computes the effective Annual Percentage Rate as the annualized IRR of the loan's real cash flows (net amount disbursed after the upfront processing fee, against the EMI stream at the nominal rate) -- not a closed-form formula, found by bisection. mcp_server.py's query_rates and calculate_emi both return the processing fee and (for calculate_emi) the APR alongside the nominal rate.</w:t>
+      </w:r>
+    </w:p>
+    <w:p>
+      <w:pPr>
+        <w:pStyle w:val="ListBullet"/>
+      </w:pPr>
+      <w:r>
+        <w:t>Key Fact Statement (KFS) note: appended deterministically to every rates-agent answer that actually called a tool (config.py: KFS_NOTE), and shown in the EMI Calculator tab -- so the disclosure doesn't depend on the LLM remembering to include it.</w:t>
+      </w:r>
+    </w:p>
+    <w:p>
+      <w:pPr>
+        <w:pStyle w:val="ListBullet"/>
+      </w:pPr>
+      <w:r>
+        <w:t>Grievance Redressal Officer contact and RBI Integrated Ombudsman Scheme note (config.py: GRIEVANCE_OFFICER_CONTACT, RBI_OMBUDSMAN_NOTE): appended to ESCALATE_RESPONSE and DECLINE_RESPONSE, and shown persistently in the Streamlit sidebar under 'Regulatory &amp; Grievance Info' so it's available even outside a flagged conversation.</w:t>
+      </w:r>
+    </w:p>
+    <w:p>
+      <w:pPr>
+        <w:pStyle w:val="Heading2"/>
+      </w:pPr>
+      <w:r>
+        <w:t>5.4 Compliance Audit Log</w:t>
+      </w:r>
+    </w:p>
+    <w:p>
+      <w:pPr>
+        <w:pStyle w:val="ListBullet"/>
+      </w:pPr>
+      <w:r>
+        <w:t>compliance_audit_log (data/checkpoints.db) records every compliance-checked turn: thread_id, timestamp, compliance_status, compliance_reason, original_response, final_response, and reviewer_action ('auto' for an automatic PASS; 'approved', 'approved_edited', or 'discarded' for a human-reviewed REVISED turn).</w:t>
+      </w:r>
+    </w:p>
+    <w:p>
+      <w:pPr>
+        <w:pStyle w:val="ListBullet"/>
+      </w:pPr>
+      <w:r>
+        <w:t>Written by app.py's _log_compliance_audit(), called from the normal PASS path and from _handle_hitl()'s approve/discard branches. Viewable in the Streamlit sidebar under a 'Compliance Audit Log' expander (app.py: _recent_compliance_audit()).</w:t>
+      </w:r>
+    </w:p>
+    <w:p>
+      <w:pPr>
+        <w:pStyle w:val="ListBullet"/>
+      </w:pPr>
+      <w:r>
+        <w:t>Intentionally exempt from _delete_conversation() / _delete_all_conversations() -- a regulator needs a record of what was flagged and how it was resolved independent of whether the customer later cleared their own chat history from the sidebar.</w:t>
       </w:r>
     </w:p>
     <w:p>
@@ -1170,7 +1492,7 @@
           </w:tcPr>
           <w:p>
             <w:r>
-              <w:t>Reads current interest-rate slabs by CIBIL band from fastfinance_data.db and returns them as formatted text.</w:t>
+              <w:t>Reads current interest-rate slabs by CIBIL band, plus each product's processing fee, from fastfinance_data.db and returns them as formatted text (RBI KFS: never the nominal rate alone).</w:t>
             </w:r>
           </w:p>
         </w:tc>
@@ -1234,7 +1556,7 @@
           </w:tcPr>
           <w:p>
             <w:r>
-              <w:t>Deterministically computes EMI/total payment/total interest via the reducing-balance formula, and flags amounts/tenures outside the product's normal range.</w:t>
+              <w:t>Deterministically computes EMI/total payment/total interest via the reducing-balance formula, plus the processing fee, net disbursed amount, and APR (calculate_apr(), IRR-based), and flags amounts/tenures outside the product's normal range.</w:t>
             </w:r>
           </w:p>
         </w:tc>
@@ -1244,6 +1566,10 @@
     <w:p>
       <w:r>
         <w:t>calculate_emi delegates the actual math to quickloan/emi.py's calculate_emi_breakdown(), the same pure function the Streamlit EMI Calculator tab calls directly — guaranteeing the chat agent and the standalone calculator can never disagree on a quoted number.</w:t>
+      </w:r>
+      <w:r>
+        <w:rPr/>
+        <w:t xml:space="preserve"> The same module's calculate_apr() computes the RBI KFS-style APR (effective annualized IRR including the processing fee) that both calculate_emi and the Streamlit EMI Calculator tab quote alongside the nominal rate.</w:t>
       </w:r>
     </w:p>
     <w:p>
@@ -1300,6 +1626,11 @@
       </w:pPr>
       <w:r>
         <w:t>8. Data &amp; Persistence Layer</w:t>
+      </w:r>
+    </w:p>
+    <w:p>
+      <w:r>
+        <w:t>Three SQLite databases carry all persistent state; nothing lives only in memory. The table below lists each file's purpose; conversation history and the RBI compliance audit trail are described in more detail after the table.</w:t>
       </w:r>
     </w:p>
     <w:tbl>
@@ -1452,7 +1783,7 @@
           </w:tcPr>
           <w:p>
             <w:r>
-              <w:t>LangGraph SqliteSaver checkpoint tables (per-thread graph state) plus two app-level sidecar tables: conversations (thread_id, title, created_at) and conversation_messages (thread_id, seq, role, content, route_label) used to render the Streamlit sidebar history and route captions, which LangGraph's own checkpoint tables are not meant to be queried for.</w:t>
+              <w:t>LangGraph SqliteSaver checkpoint tables (per-thread graph state) plus three app-level sidecar tables: conversations (thread_id, title, created_at) and conversation_messages (thread_id, seq, role, content, route_label), used to render the Streamlit sidebar history and route captions that LangGraph's own checkpoint tables aren't meant to be queried for; and compliance_audit_log (see Section 5.4), which the sidebar's delete/delete-all actions deliberately never touch.</w:t>
             </w:r>
           </w:p>
         </w:tc>
@@ -1492,6 +1823,11 @@
     </w:tbl>
     <w:p/>
     <w:p>
+      <w:r>
+        <w:t>The sidebar's search box and per-conversation / delete-all buttons (Section 9) act on conversations and conversation_messages only. The compliance_audit_log table is a separate, append-only audit trail (Section 5.4) and is unaffected by any of those deletions.</w:t>
+      </w:r>
+    </w:p>
+    <w:p>
       <w:pPr>
         <w:pStyle w:val="Heading1"/>
       </w:pPr>
@@ -1522,13 +1858,18 @@
       <w:r>
         <w:t>EMI Calculator tab: a plain form (loan type, CIBIL-based rate slab, amount, tenure) that reads live products/rates from fastfinance_data.db and calls the same calculate_emi_breakdown() the chat agent's MCP tool uses.</w:t>
       </w:r>
+      <w:r>
+        <w:rPr/>
+        <w:t xml:space="preserve"> Also displays the processing fee, net amount disbursed, and APR (calculate_apr()) alongside the EMI, per RBI's Key Fact Statement requirement.</w:t>
+      </w:r>
     </w:p>
     <w:p>
       <w:pPr>
         <w:pStyle w:val="ListBullet"/>
       </w:pPr>
       <w:r>
-        <w:t>Sidebar: 'New Conversation' button, a list of past conversations (loaded from the conversations/conversation_messages sidecar tables), a static description of each agent, and a demo-only token-delay slider to visually slow down streaming.</w:t>
+        <w:rPr/>
+        <w:t>Sidebar: 'New Conversation' button, a searchable list of past conversations (loaded from the conversations/conversation_messages sidecar tables, filterable by title or message content) with per-conversation delete and a delete-all control, a static description of each agent, a 'Regulatory &amp; Grievance Info' panel with a Compliance Audit Log expander (Section 5.4), and a demo-only token-delay slider to visually slow down streaming.</w:t>
       </w:r>
     </w:p>
     <w:p>
@@ -2009,46 +2350,196 @@
         </w:rPr>
         <w:t>s15/solution/</w:t>
         <w:br/>
+      </w:r>
+      <w:r>
+        <w:rPr>
+          <w:rFonts w:ascii="Consolas" w:hAnsi="Consolas"/>
+          <w:sz w:val="19"/>
+        </w:rPr>
         <w:t>|-- app.py                  Streamlit chat UI + EMI calculator tab (entry point)</w:t>
         <w:br/>
+      </w:r>
+      <w:r>
+        <w:rPr>
+          <w:rFonts w:ascii="Consolas" w:hAnsi="Consolas"/>
+          <w:sz w:val="19"/>
+        </w:rPr>
         <w:t>|-- mcp_server.py            MCP server: query_rates, query_eligibility, calculate_emi</w:t>
         <w:br/>
+      </w:r>
+      <w:r>
+        <w:rPr>
+          <w:rFonts w:ascii="Consolas" w:hAnsi="Consolas"/>
+          <w:sz w:val="19"/>
+        </w:rPr>
         <w:t>|-- Dockerfile               Production container build (see Section 13)</w:t>
         <w:br/>
+      </w:r>
+      <w:r>
+        <w:rPr>
+          <w:rFonts w:ascii="Consolas" w:hAnsi="Consolas"/>
+          <w:sz w:val="19"/>
+        </w:rPr>
         <w:t>|-- requirements.txt         Pinned runtime dependencies</w:t>
         <w:br/>
+      </w:r>
+      <w:r>
+        <w:rPr>
+          <w:rFonts w:ascii="Consolas" w:hAnsi="Consolas"/>
+          <w:sz w:val="19"/>
+        </w:rPr>
         <w:t>|-- langgraph.json            LangGraph Studio graph registration</w:t>
         <w:br/>
+      </w:r>
+      <w:r>
+        <w:rPr>
+          <w:rFonts w:ascii="Consolas" w:hAnsi="Consolas"/>
+          <w:sz w:val="19"/>
+        </w:rPr>
         <w:t>|-- quickloan/</w:t>
         <w:br/>
+      </w:r>
+      <w:r>
+        <w:rPr>
+          <w:rFonts w:ascii="Consolas" w:hAnsi="Consolas"/>
+          <w:sz w:val="19"/>
+        </w:rPr>
         <w:t>|   |-- __init__.py          Env setup: UTF-8 console fix, .env loading, LangSmith wiring</w:t>
         <w:br/>
+      </w:r>
+      <w:r>
+        <w:rPr>
+          <w:rFonts w:ascii="Consolas" w:hAnsi="Consolas"/>
+          <w:sz w:val="19"/>
+        </w:rPr>
         <w:t>|   |-- agent.py             build_graph(): assembles the StateGraph; run(): CLI chat loop</w:t>
         <w:br/>
+      </w:r>
+      <w:r>
+        <w:rPr>
+          <w:rFonts w:ascii="Consolas" w:hAnsi="Consolas"/>
+          <w:sz w:val="19"/>
+        </w:rPr>
         <w:t>|   |-- nodes.py             All node functions: guard, classify, policy/rates/compliance</w:t>
         <w:br/>
+      </w:r>
+      <w:r>
+        <w:rPr>
+          <w:rFonts w:ascii="Consolas" w:hAnsi="Consolas"/>
+          <w:sz w:val="19"/>
+        </w:rPr>
         <w:t>|   |                        sub-agents, escalate, decline, routers</w:t>
         <w:br/>
-        <w:t>|   |-- state.py             QuickLoanState TypedDict (the graph's shared state schema)</w:t>
+      </w:r>
+      <w:r>
+        <w:rPr>
+          <w:rFonts w:ascii="Consolas" w:hAnsi="Consolas"/>
+          <w:sz w:val="19"/>
+        </w:rPr>
+        <w:t>|   |-- state.py             QuickLoanState TypedDict: shared state schema, incl.</w:t>
         <w:br/>
+      </w:r>
+      <w:r>
+        <w:rPr>
+          <w:rFonts w:ascii="Consolas" w:hAnsi="Consolas"/>
+          <w:sz w:val="19"/>
+        </w:rPr>
+        <w:t>|   |                        compliance_reason/original_response (audit trail)</w:t>
+        <w:br/>
+      </w:r>
+      <w:r>
+        <w:rPr>
+          <w:rFonts w:ascii="Consolas" w:hAnsi="Consolas"/>
+          <w:sz w:val="19"/>
+        </w:rPr>
         <w:t>|   |-- tools.py             ChatGroq clients + MCP tool discovery/binding</w:t>
         <w:br/>
-        <w:t>|   |-- config.py            Model names, prompts, regex patterns, canned responses, paths</w:t>
+      </w:r>
+      <w:r>
+        <w:rPr>
+          <w:rFonts w:ascii="Consolas" w:hAnsi="Consolas"/>
+          <w:sz w:val="19"/>
+        </w:rPr>
+        <w:t>|   |-- config.py            Model names, prompts, regex/banned-phrase lists, canned</w:t>
         <w:br/>
-        <w:t>|   `-- emi.py                Pure EMI formula shared by mcp_server.py and app.py</w:t>
+      </w:r>
+      <w:r>
+        <w:rPr>
+          <w:rFonts w:ascii="Consolas" w:hAnsi="Consolas"/>
+          <w:sz w:val="19"/>
+        </w:rPr>
+        <w:t>|   |                        responses, KFS/grievance text, paths</w:t>
         <w:br/>
+      </w:r>
+      <w:r>
+        <w:rPr>
+          <w:rFonts w:ascii="Consolas" w:hAnsi="Consolas"/>
+          <w:sz w:val="19"/>
+        </w:rPr>
+        <w:t>|   `-- emi.py                Pure EMI formula + calculate_apr() (IRR-based APR),</w:t>
+        <w:br/>
+      </w:r>
+      <w:r>
+        <w:rPr>
+          <w:rFonts w:ascii="Consolas" w:hAnsi="Consolas"/>
+          <w:sz w:val="19"/>
+        </w:rPr>
+        <w:t>|                             shared by mcp_server.py and app.py</w:t>
+        <w:br/>
+      </w:r>
+      <w:r>
+        <w:rPr>
+          <w:rFonts w:ascii="Consolas" w:hAnsi="Consolas"/>
+          <w:sz w:val="19"/>
+        </w:rPr>
         <w:t>`-- data/</w:t>
         <w:br/>
+      </w:r>
+      <w:r>
+        <w:rPr>
+          <w:rFonts w:ascii="Consolas" w:hAnsi="Consolas"/>
+          <w:sz w:val="19"/>
+        </w:rPr>
         <w:t xml:space="preserve">    |-- seed.py               Builds fastfinance_data.db (products, rates, eligibility)</w:t>
         <w:br/>
+      </w:r>
+      <w:r>
+        <w:rPr>
+          <w:rFonts w:ascii="Consolas" w:hAnsi="Consolas"/>
+          <w:sz w:val="19"/>
+        </w:rPr>
         <w:t xml:space="preserve">    |-- ingest.py             Builds the Chroma vector store from data/documents/*.md</w:t>
         <w:br/>
+      </w:r>
+      <w:r>
+        <w:rPr>
+          <w:rFonts w:ascii="Consolas" w:hAnsi="Consolas"/>
+          <w:sz w:val="19"/>
+        </w:rPr>
         <w:t xml:space="preserve">    |-- fastfinance_data.db   SQLite: rates &amp; eligibility (source of truth for numbers)</w:t>
         <w:br/>
+      </w:r>
+      <w:r>
+        <w:rPr>
+          <w:rFonts w:ascii="Consolas" w:hAnsi="Consolas"/>
+          <w:sz w:val="19"/>
+        </w:rPr>
         <w:t xml:space="preserve">    |-- checkpoints.db        SQLite: LangGraph checkpoints + conversation history</w:t>
         <w:br/>
+      </w:r>
+      <w:r>
+        <w:rPr>
+          <w:rFonts w:ascii="Consolas" w:hAnsi="Consolas"/>
+          <w:sz w:val="19"/>
+        </w:rPr>
         <w:t xml:space="preserve">    |-- documents/            Markdown policy guides (loan types + FAQ)</w:t>
         <w:br/>
+      </w:r>
+      <w:r>
+        <w:rPr>
+          <w:rFonts w:ascii="Consolas" w:hAnsi="Consolas"/>
+          <w:sz w:val="19"/>
+        </w:rPr>
         <w:t xml:space="preserve">    `-- vectorstore/           Persisted ChromaDB collection</w:t>
       </w:r>
     </w:p>

--- a/s15/solution/QuickLoan_Architecture_Documentation.docx
+++ b/s15/solution/QuickLoan_Architecture_Documentation.docx
@@ -293,6 +293,14 @@
       </w:pPr>
       <w:r>
         <w:t>Deterministic grievance-officer / RBI Ombudsman disclosure, and a persistent compliance_audit_log recording every compliance decision (PASS or REVISED) and the reviewer's action, independent of the customer's own chat history.</w:t>
+      </w:r>
+    </w:p>
+    <w:p>
+      <w:pPr>
+        <w:pStyle w:val="ListBullet"/>
+      </w:pPr>
+      <w:r>
+        <w:t>Per-customer accounts (bcrypt-hashed passwords) gate the entire app -- every conversation, search result, and delete/load action is scoped to the signed-in customer, closing an earlier gap where every visitor shared one unscoped conversation list.</w:t>
       </w:r>
     </w:p>
     <w:p>
@@ -1783,7 +1791,7 @@
           </w:tcPr>
           <w:p>
             <w:r>
-              <w:t>LangGraph SqliteSaver checkpoint tables (per-thread graph state) plus three app-level sidecar tables: conversations (thread_id, title, created_at) and conversation_messages (thread_id, seq, role, content, route_label), used to render the Streamlit sidebar history and route captions that LangGraph's own checkpoint tables aren't meant to be queried for; and compliance_audit_log (see Section 5.4), which the sidebar's delete/delete-all actions deliberately never touch.</w:t>
+              <w:t>LangGraph SqliteSaver checkpoint tables (per-thread graph state) plus four app-level sidecar tables: conversations (thread_id, title, created_at) and conversation_messages (thread_id, seq, role, content, route_label), used to render the Streamlit sidebar history and route captions that LangGraph's own checkpoint tables aren't meant to be queried for; and compliance_audit_log (see Section 5.4), which the sidebar's delete/delete-all actions deliberately never touch; and users (username, name, email, bcrypt password_hash, is_admin, created_at), added for authentication (see Section 9.1).</w:t>
             </w:r>
           </w:p>
         </w:tc>
@@ -1826,7 +1834,673 @@
       <w:r>
         <w:t>The sidebar's search box and per-conversation / delete-all buttons (Section 9) act on conversations and conversation_messages only. The compliance_audit_log table is a separate, append-only audit trail (Section 5.4) and is unaffected by any of those deletions.</w:t>
       </w:r>
+      <w:r>
+        <w:rPr/>
+        <w:t xml:space="preserve"> Both tables are additionally scoped by customer_id (Section 9.1) -- conversations predating that migration got customer_id='' and are invisible to every account rather than guessed-attributed to whoever logs in next.</w:t>
+      </w:r>
     </w:p>
+    <w:p>
+      <w:pPr>
+        <w:pStyle w:val="Heading2"/>
+      </w:pPr>
+      <w:r>
+        <w:t>8.1 Database Schema Reference</w:t>
+      </w:r>
+    </w:p>
+    <w:p>
+      <w:r>
+        <w:t>Full column-level schema for every table in both databases, for debugging and direct inspection (sqlite3 CLI, DB Browser for SQLite, a VS Code SQLite extension, etc. -- see Section 13 for connection notes). Column definitions below are taken directly from each database's live schema.</w:t>
+      </w:r>
+    </w:p>
+    <w:p>
+      <w:pPr>
+        <w:pStyle w:val="Heading2"/>
+      </w:pPr>
+      <w:r>
+        <w:t>data/fastfinance_data.db</w:t>
+      </w:r>
+    </w:p>
+    <w:tbl>
+      <w:tblPr>
+        <w:tblStyle w:val="LightGrid-Accent1"/>
+        <w:tblW w:type="auto" w:w="0"/>
+        <w:tblLook w:firstColumn="1" w:firstRow="1" w:lastColumn="0" w:lastRow="0" w:noHBand="0" w:noVBand="1" w:val="04A0"/>
+      </w:tblPr>
+      <w:tblGrid>
+        <w:gridCol w:w="2880"/>
+        <w:gridCol w:w="2880"/>
+        <w:gridCol w:w="2880"/>
+      </w:tblGrid>
+      <w:tr>
+        <w:tc>
+          <w:tcPr>
+            <w:tcW w:type="dxa" w:w="2880"/>
+          </w:tcPr>
+          <w:p>
+            <w:r>
+              <w:t>Table</w:t>
+            </w:r>
+          </w:p>
+        </w:tc>
+        <w:tc>
+          <w:tcPr>
+            <w:tcW w:type="dxa" w:w="2880"/>
+          </w:tcPr>
+          <w:p>
+            <w:r>
+              <w:t>Columns</w:t>
+            </w:r>
+          </w:p>
+        </w:tc>
+        <w:tc>
+          <w:tcPr>
+            <w:tcW w:type="dxa" w:w="2880"/>
+          </w:tcPr>
+          <w:p>
+            <w:r>
+              <w:t>Notes</w:t>
+            </w:r>
+          </w:p>
+        </w:tc>
+      </w:tr>
+      <w:tr>
+        <w:tc>
+          <w:tcPr>
+            <w:tcW w:type="dxa" w:w="2880"/>
+          </w:tcPr>
+          <w:p>
+            <w:r>
+              <w:t>loan_products</w:t>
+            </w:r>
+          </w:p>
+        </w:tc>
+        <w:tc>
+          <w:tcPr>
+            <w:tcW w:type="dxa" w:w="2880"/>
+          </w:tcPr>
+          <w:p>
+            <w:r>
+              <w:t>product_id TEXT PK</w:t>
+              <w:br/>
+            </w:r>
+            <w:r>
+              <w:t>product_name TEXT NOT NULL</w:t>
+              <w:br/>
+            </w:r>
+            <w:r>
+              <w:t>min_tenure_months INTEGER NOT NULL</w:t>
+              <w:br/>
+            </w:r>
+            <w:r>
+              <w:t>max_tenure_months INTEGER NOT NULL</w:t>
+              <w:br/>
+            </w:r>
+            <w:r>
+              <w:t>max_loan_amount INTEGER NOT NULL</w:t>
+              <w:br/>
+            </w:r>
+            <w:r>
+              <w:t>processing_fee_pct REAL NOT NULL</w:t>
+            </w:r>
+          </w:p>
+        </w:tc>
+        <w:tc>
+          <w:tcPr>
+            <w:tcW w:type="dxa" w:w="2880"/>
+          </w:tcPr>
+          <w:p>
+            <w:r>
+              <w:t>One row per product (personal_loan, home_loan, business_loan, gold_loan). processing_fee_pct feeds calculate_apr() (Section 5.3).</w:t>
+            </w:r>
+          </w:p>
+        </w:tc>
+      </w:tr>
+      <w:tr>
+        <w:tc>
+          <w:tcPr>
+            <w:tcW w:type="dxa" w:w="2880"/>
+          </w:tcPr>
+          <w:p>
+            <w:r>
+              <w:t>rate_slabs</w:t>
+            </w:r>
+          </w:p>
+        </w:tc>
+        <w:tc>
+          <w:tcPr>
+            <w:tcW w:type="dxa" w:w="2880"/>
+          </w:tcPr>
+          <w:p>
+            <w:r>
+              <w:t>id INTEGER PK AUTOINCREMENT</w:t>
+              <w:br/>
+            </w:r>
+            <w:r>
+              <w:t>product_id TEXT NOT NULL (-&gt; loan_products)</w:t>
+              <w:br/>
+            </w:r>
+            <w:r>
+              <w:t>min_cibil INTEGER NOT NULL</w:t>
+              <w:br/>
+            </w:r>
+            <w:r>
+              <w:t>max_cibil INTEGER NOT NULL</w:t>
+              <w:br/>
+            </w:r>
+            <w:r>
+              <w:t>annual_rate_pct REAL NOT NULL</w:t>
+            </w:r>
+          </w:p>
+        </w:tc>
+        <w:tc>
+          <w:tcPr>
+            <w:tcW w:type="dxa" w:w="2880"/>
+          </w:tcPr>
+          <w:p>
+            <w:r>
+              <w:t>CIBIL-banded interest rates per product. annual_rate_pct is exactly the set check_rbi() cross-checks quoted rates against (Section 5.2) -- a rate not in this table fails compliance.</w:t>
+            </w:r>
+          </w:p>
+        </w:tc>
+      </w:tr>
+      <w:tr>
+        <w:tc>
+          <w:tcPr>
+            <w:tcW w:type="dxa" w:w="2880"/>
+          </w:tcPr>
+          <w:p>
+            <w:r>
+              <w:t>eligibility_rules</w:t>
+            </w:r>
+          </w:p>
+        </w:tc>
+        <w:tc>
+          <w:tcPr>
+            <w:tcW w:type="dxa" w:w="2880"/>
+          </w:tcPr>
+          <w:p>
+            <w:r>
+              <w:t>product_id TEXT PK (-&gt; loan_products)</w:t>
+              <w:br/>
+            </w:r>
+            <w:r>
+              <w:t>min_cibil INTEGER NOT NULL</w:t>
+              <w:br/>
+            </w:r>
+            <w:r>
+              <w:t>min_monthly_income INTEGER NOT NULL</w:t>
+              <w:br/>
+            </w:r>
+            <w:r>
+              <w:t>min_age INTEGER NOT NULL</w:t>
+              <w:br/>
+            </w:r>
+            <w:r>
+              <w:t>max_age INTEGER NOT NULL</w:t>
+              <w:br/>
+            </w:r>
+            <w:r>
+              <w:t>employment_types TEXT NOT NULL</w:t>
+            </w:r>
+          </w:p>
+        </w:tc>
+        <w:tc>
+          <w:tcPr>
+            <w:tcW w:type="dxa" w:w="2880"/>
+          </w:tcPr>
+          <w:p>
+            <w:r>
+              <w:t>One row per product; read by query_eligibility (Section 6).</w:t>
+            </w:r>
+          </w:p>
+        </w:tc>
+      </w:tr>
+      <w:tr>
+        <w:tc>
+          <w:tcPr>
+            <w:tcW w:type="dxa" w:w="2880"/>
+          </w:tcPr>
+          <w:p>
+            <w:r>
+              <w:t>branch_contacts</w:t>
+            </w:r>
+          </w:p>
+        </w:tc>
+        <w:tc>
+          <w:tcPr>
+            <w:tcW w:type="dxa" w:w="2880"/>
+          </w:tcPr>
+          <w:p>
+            <w:r>
+              <w:t>branch_id TEXT PK</w:t>
+              <w:br/>
+            </w:r>
+            <w:r>
+              <w:t>city TEXT NOT NULL</w:t>
+              <w:br/>
+            </w:r>
+            <w:r>
+              <w:t>address TEXT NOT NULL</w:t>
+              <w:br/>
+            </w:r>
+            <w:r>
+              <w:t>phone TEXT NOT NULL</w:t>
+              <w:br/>
+            </w:r>
+            <w:r>
+              <w:t>email TEXT NOT NULL</w:t>
+            </w:r>
+          </w:p>
+        </w:tc>
+        <w:tc>
+          <w:tcPr>
+            <w:tcW w:type="dxa" w:w="2880"/>
+          </w:tcPr>
+          <w:p>
+            <w:r>
+              <w:t>Seeded by data/seed.py but not currently queried by any tool, node, or UI -- a natural fit for the Grievance Redressal disclosure (Section 5.3) if a branch-specific contact is ever needed there.</w:t>
+            </w:r>
+          </w:p>
+        </w:tc>
+      </w:tr>
+      <w:tr>
+        <w:tc>
+          <w:tcPr>
+            <w:tcW w:type="dxa" w:w="2880"/>
+          </w:tcPr>
+          <w:p>
+            <w:r>
+              <w:t>rate_history</w:t>
+            </w:r>
+          </w:p>
+        </w:tc>
+        <w:tc>
+          <w:tcPr>
+            <w:tcW w:type="dxa" w:w="2880"/>
+          </w:tcPr>
+          <w:p>
+            <w:r>
+              <w:t>id INTEGER PK AUTOINCREMENT</w:t>
+              <w:br/>
+            </w:r>
+            <w:r>
+              <w:t>product_id TEXT NOT NULL</w:t>
+              <w:br/>
+            </w:r>
+            <w:r>
+              <w:t>old_rate REAL NOT NULL</w:t>
+              <w:br/>
+            </w:r>
+            <w:r>
+              <w:t>new_rate REAL NOT NULL</w:t>
+              <w:br/>
+            </w:r>
+            <w:r>
+              <w:t>effective_date TEXT NOT NULL</w:t>
+              <w:br/>
+            </w:r>
+            <w:r>
+              <w:t>changed_by TEXT NOT NULL</w:t>
+            </w:r>
+          </w:p>
+        </w:tc>
+        <w:tc>
+          <w:tcPr>
+            <w:tcW w:type="dxa" w:w="2880"/>
+          </w:tcPr>
+          <w:p>
+            <w:r>
+              <w:t>Seeded by data/seed.py but not currently queried by any tool, node, or UI.</w:t>
+            </w:r>
+          </w:p>
+        </w:tc>
+      </w:tr>
+    </w:tbl>
+    <w:p/>
+    <w:p>
+      <w:pPr>
+        <w:pStyle w:val="Heading2"/>
+      </w:pPr>
+      <w:r>
+        <w:t>data/checkpoints.db</w:t>
+      </w:r>
+    </w:p>
+    <w:tbl>
+      <w:tblPr>
+        <w:tblStyle w:val="LightGrid-Accent1"/>
+        <w:tblW w:type="auto" w:w="0"/>
+        <w:tblLook w:firstColumn="1" w:firstRow="1" w:lastColumn="0" w:lastRow="0" w:noHBand="0" w:noVBand="1" w:val="04A0"/>
+      </w:tblPr>
+      <w:tblGrid>
+        <w:gridCol w:w="2880"/>
+        <w:gridCol w:w="2880"/>
+        <w:gridCol w:w="2880"/>
+      </w:tblGrid>
+      <w:tr>
+        <w:tc>
+          <w:tcPr>
+            <w:tcW w:type="dxa" w:w="2880"/>
+          </w:tcPr>
+          <w:p>
+            <w:r>
+              <w:t>Table</w:t>
+            </w:r>
+          </w:p>
+        </w:tc>
+        <w:tc>
+          <w:tcPr>
+            <w:tcW w:type="dxa" w:w="2880"/>
+          </w:tcPr>
+          <w:p>
+            <w:r>
+              <w:t>Columns</w:t>
+            </w:r>
+          </w:p>
+        </w:tc>
+        <w:tc>
+          <w:tcPr>
+            <w:tcW w:type="dxa" w:w="2880"/>
+          </w:tcPr>
+          <w:p>
+            <w:r>
+              <w:t>Notes</w:t>
+            </w:r>
+          </w:p>
+        </w:tc>
+      </w:tr>
+      <w:tr>
+        <w:tc>
+          <w:tcPr>
+            <w:tcW w:type="dxa" w:w="2880"/>
+          </w:tcPr>
+          <w:p>
+            <w:r>
+              <w:t>conversations</w:t>
+            </w:r>
+          </w:p>
+        </w:tc>
+        <w:tc>
+          <w:tcPr>
+            <w:tcW w:type="dxa" w:w="2880"/>
+          </w:tcPr>
+          <w:p>
+            <w:r>
+              <w:t>thread_id TEXT PK</w:t>
+              <w:br/>
+            </w:r>
+            <w:r>
+              <w:t>title TEXT NOT NULL</w:t>
+              <w:br/>
+            </w:r>
+            <w:r>
+              <w:t>created_at TEXT NOT NULL</w:t>
+              <w:br/>
+            </w:r>
+            <w:r>
+              <w:t>customer_id TEXT NOT NULL DEFAULT ''</w:t>
+            </w:r>
+          </w:p>
+        </w:tc>
+        <w:tc>
+          <w:tcPr>
+            <w:tcW w:type="dxa" w:w="2880"/>
+          </w:tcPr>
+          <w:p>
+            <w:r>
+              <w:t>Sidebar picker sidecar (Section 8). customer_id was added by the Section 9.1 migration; rows from before that migration have customer_id='' and are invisible to every account.</w:t>
+            </w:r>
+          </w:p>
+        </w:tc>
+      </w:tr>
+      <w:tr>
+        <w:tc>
+          <w:tcPr>
+            <w:tcW w:type="dxa" w:w="2880"/>
+          </w:tcPr>
+          <w:p>
+            <w:r>
+              <w:t>conversation_messages</w:t>
+            </w:r>
+          </w:p>
+        </w:tc>
+        <w:tc>
+          <w:tcPr>
+            <w:tcW w:type="dxa" w:w="2880"/>
+          </w:tcPr>
+          <w:p>
+            <w:r>
+              <w:t>thread_id TEXT NOT NULL</w:t>
+              <w:br/>
+            </w:r>
+            <w:r>
+              <w:t>seq INTEGER NOT NULL</w:t>
+              <w:br/>
+            </w:r>
+            <w:r>
+              <w:t>role TEXT NOT NULL</w:t>
+              <w:br/>
+            </w:r>
+            <w:r>
+              <w:t>content TEXT NOT NULL</w:t>
+              <w:br/>
+            </w:r>
+            <w:r>
+              <w:t>route_label TEXT</w:t>
+              <w:br/>
+            </w:r>
+            <w:r>
+              <w:t>PRIMARY KEY (thread_id, seq)</w:t>
+            </w:r>
+          </w:p>
+        </w:tc>
+        <w:tc>
+          <w:tcPr>
+            <w:tcW w:type="dxa" w:w="2880"/>
+          </w:tcPr>
+          <w:p>
+            <w:r>
+              <w:t>Full transcript + route caption per turn.</w:t>
+            </w:r>
+          </w:p>
+        </w:tc>
+      </w:tr>
+      <w:tr>
+        <w:tc>
+          <w:tcPr>
+            <w:tcW w:type="dxa" w:w="2880"/>
+          </w:tcPr>
+          <w:p>
+            <w:r>
+              <w:t>compliance_audit_log</w:t>
+            </w:r>
+          </w:p>
+        </w:tc>
+        <w:tc>
+          <w:tcPr>
+            <w:tcW w:type="dxa" w:w="2880"/>
+          </w:tcPr>
+          <w:p>
+            <w:r>
+              <w:t>id INTEGER PK AUTOINCREMENT</w:t>
+              <w:br/>
+            </w:r>
+            <w:r>
+              <w:t>thread_id TEXT NOT NULL</w:t>
+              <w:br/>
+            </w:r>
+            <w:r>
+              <w:t>created_at TEXT NOT NULL</w:t>
+              <w:br/>
+            </w:r>
+            <w:r>
+              <w:t>compliance_status TEXT NOT NULL</w:t>
+              <w:br/>
+            </w:r>
+            <w:r>
+              <w:t>compliance_reason TEXT</w:t>
+              <w:br/>
+            </w:r>
+            <w:r>
+              <w:t>original_response TEXT</w:t>
+              <w:br/>
+            </w:r>
+            <w:r>
+              <w:t>final_response TEXT</w:t>
+              <w:br/>
+            </w:r>
+            <w:r>
+              <w:t>reviewer_action TEXT NOT NULL</w:t>
+              <w:br/>
+            </w:r>
+            <w:r>
+              <w:t>customer_id TEXT NOT NULL DEFAULT ''</w:t>
+            </w:r>
+          </w:p>
+        </w:tc>
+        <w:tc>
+          <w:tcPr>
+            <w:tcW w:type="dxa" w:w="2880"/>
+          </w:tcPr>
+          <w:p>
+            <w:r>
+              <w:t>RBI compliance audit trail (Section 5.4). Never touched by conversation delete/delete-all.</w:t>
+            </w:r>
+          </w:p>
+        </w:tc>
+      </w:tr>
+      <w:tr>
+        <w:tc>
+          <w:tcPr>
+            <w:tcW w:type="dxa" w:w="2880"/>
+          </w:tcPr>
+          <w:p>
+            <w:r>
+              <w:t>users</w:t>
+            </w:r>
+          </w:p>
+        </w:tc>
+        <w:tc>
+          <w:tcPr>
+            <w:tcW w:type="dxa" w:w="2880"/>
+          </w:tcPr>
+          <w:p>
+            <w:r>
+              <w:t>username TEXT PK</w:t>
+              <w:br/>
+            </w:r>
+            <w:r>
+              <w:t>name TEXT NOT NULL</w:t>
+              <w:br/>
+            </w:r>
+            <w:r>
+              <w:t>email TEXT</w:t>
+              <w:br/>
+            </w:r>
+            <w:r>
+              <w:t>password_hash TEXT NOT NULL</w:t>
+              <w:br/>
+            </w:r>
+            <w:r>
+              <w:t>is_admin INTEGER NOT NULL DEFAULT 0</w:t>
+              <w:br/>
+            </w:r>
+            <w:r>
+              <w:t>created_at TEXT NOT NULL</w:t>
+            </w:r>
+          </w:p>
+        </w:tc>
+        <w:tc>
+          <w:tcPr>
+            <w:tcW w:type="dxa" w:w="2880"/>
+          </w:tcPr>
+          <w:p>
+            <w:r>
+              <w:t>Authentication (Section 9.1). password_hash is a bcrypt hash, never plain text.</w:t>
+            </w:r>
+          </w:p>
+        </w:tc>
+      </w:tr>
+      <w:tr>
+        <w:tc>
+          <w:tcPr>
+            <w:tcW w:type="dxa" w:w="2880"/>
+          </w:tcPr>
+          <w:p>
+            <w:r>
+              <w:t>checkpoints</w:t>
+            </w:r>
+          </w:p>
+        </w:tc>
+        <w:tc>
+          <w:tcPr>
+            <w:tcW w:type="dxa" w:w="2880"/>
+          </w:tcPr>
+          <w:p>
+            <w:r>
+              <w:t>thread_id, checkpoint_ns, checkpoint_id, parent_checkpoint_id, type,</w:t>
+              <w:br/>
+            </w:r>
+            <w:r>
+              <w:t>checkpoint (BLOB), metadata (BLOB)</w:t>
+              <w:br/>
+            </w:r>
+            <w:r>
+              <w:t>PRIMARY KEY (thread_id, checkpoint_ns, checkpoint_id)</w:t>
+            </w:r>
+          </w:p>
+        </w:tc>
+        <w:tc>
+          <w:tcPr>
+            <w:tcW w:type="dxa" w:w="2880"/>
+          </w:tcPr>
+          <w:p>
+            <w:r>
+              <w:t>Owned entirely by LangGraph's SqliteSaver -- checkpoint/metadata are opaque serialized blobs, not meant to be queried directly (Section 3: Checkpointing).</w:t>
+            </w:r>
+          </w:p>
+        </w:tc>
+      </w:tr>
+      <w:tr>
+        <w:tc>
+          <w:tcPr>
+            <w:tcW w:type="dxa" w:w="2880"/>
+          </w:tcPr>
+          <w:p>
+            <w:r>
+              <w:t>writes</w:t>
+            </w:r>
+          </w:p>
+        </w:tc>
+        <w:tc>
+          <w:tcPr>
+            <w:tcW w:type="dxa" w:w="2880"/>
+          </w:tcPr>
+          <w:p>
+            <w:r>
+              <w:t>thread_id, checkpoint_ns, checkpoint_id, task_id, idx, channel, type,</w:t>
+              <w:br/>
+            </w:r>
+            <w:r>
+              <w:t>value (BLOB)</w:t>
+              <w:br/>
+            </w:r>
+            <w:r>
+              <w:t>PRIMARY KEY (thread_id, checkpoint_ns, checkpoint_id, task_id, idx)</w:t>
+            </w:r>
+          </w:p>
+        </w:tc>
+        <w:tc>
+          <w:tcPr>
+            <w:tcW w:type="dxa" w:w="2880"/>
+          </w:tcPr>
+          <w:p>
+            <w:r>
+              <w:t>Also owned by LangGraph's SqliteSaver; pending/intermediate node writes within a checkpoint.</w:t>
+            </w:r>
+          </w:p>
+        </w:tc>
+      </w:tr>
+    </w:tbl>
     <w:p>
       <w:pPr>
         <w:pStyle w:val="Heading1"/>
@@ -1869,7 +2543,7 @@
       </w:pPr>
       <w:r>
         <w:rPr/>
-        <w:t>Sidebar: 'New Conversation' button, a searchable list of past conversations (loaded from the conversations/conversation_messages sidecar tables, filterable by title or message content) with per-conversation delete and a delete-all control, a static description of each agent, a 'Regulatory &amp; Grievance Info' panel with a Compliance Audit Log expander (Section 5.4), and a demo-only token-delay slider to visually slow down streaming.</w:t>
+        <w:t>Sidebar: a 'Signed in as &lt;name&gt; (&lt;username&gt;)' caption with a Log out button, a 'New Conversation' button, a searchable list of past conversations (loaded from the conversations/conversation_messages sidecar tables, filterable by title or message content) with per-conversation delete and a delete-all control, a static description of each agent, a 'Regulatory &amp; Grievance Info' panel with a Compliance Audit Log expander (Section 5.4), and a demo-only token-delay slider to visually slow down streaming.</w:t>
       </w:r>
     </w:p>
     <w:p>
@@ -1878,6 +2552,62 @@
       </w:pPr>
       <w:r>
         <w:t>Session state: a SqliteSaver-backed LangGraph graph and its SQLite connection are created once per Streamlit session and kept alive across reruns; only the active thread_id/messages/routes reset when starting a new conversation, so history is never lost.</w:t>
+      </w:r>
+    </w:p>
+    <w:p>
+      <w:pPr>
+        <w:pStyle w:val="Heading2"/>
+      </w:pPr>
+      <w:r>
+        <w:t>9.1 Authentication &amp; Multi-Tenancy</w:t>
+      </w:r>
+    </w:p>
+    <w:p>
+      <w:pPr>
+        <w:pStyle w:val="ListBullet"/>
+      </w:pPr>
+      <w:r>
+        <w:t>Root cause fixed here: the app originally had no notion of "user" at all. Every visitor shared the same conversations table with no owner column, so the sidebar listed -- and clicking a title fully opened -- every other visitor's chat transcript (loan amounts, CIBIL scores, income) once more than one real person used the same deployed instance.</w:t>
+      </w:r>
+    </w:p>
+    <w:p>
+      <w:pPr>
+        <w:pStyle w:val="ListBullet"/>
+      </w:pPr>
+      <w:r>
+        <w:t>_auth_gate() (app.py) renders a Log in / Create account screen and calls st.stop() until the visitor is authenticated -- nothing past that call site in main() runs for a signed-out visitor. Passwords are hashed with bcrypt (never stored or compared in plain text); the first account ever registered on a deployment automatically becomes admin, so the Compliance Audit Log has a viewer without manual DB setup.</w:t>
+      </w:r>
+    </w:p>
+    <w:p>
+      <w:pPr>
+        <w:pStyle w:val="ListBullet"/>
+      </w:pPr>
+      <w:r>
+        <w:t>A customer_id column (the logged-in username) was added to both conversations and compliance_audit_log via an idempotent, race-safe migration (_add_column_if_missing -- catches SQLite's "duplicate column" error rather than pre-checking then racing). Every list/search/record-start query filters on it.</w:t>
+      </w:r>
+    </w:p>
+    <w:p>
+      <w:pPr>
+        <w:pStyle w:val="ListBullet"/>
+      </w:pPr>
+      <w:r>
+        <w:t>Defense in depth beyond just filtering the sidebar: _delete_conversation and _load_conversation independently verify ownership (WHERE thread_id = ? AND customer_id = ?) before touching or returning anything, so a thread_id alone -- however obtained -- can never load or delete another customer's conversation.</w:t>
+      </w:r>
+    </w:p>
+    <w:p>
+      <w:pPr>
+        <w:pStyle w:val="ListBullet"/>
+      </w:pPr>
+      <w:r>
+        <w:t>The Compliance Audit Log expander (Section 5.4) is an internal QA tool spanning every customer's flagged responses, so it is now rendered only for is_admin accounts, not shown to every signed-in customer.</w:t>
+      </w:r>
+    </w:p>
+    <w:p>
+      <w:pPr>
+        <w:pStyle w:val="ListBullet"/>
+      </w:pPr>
+      <w:r>
+        <w:t>Known limitation: authentication persists via st.session_state only -- no persistence cookie -- so a hard page refresh or a new browser tab requires logging in again. That is a UX gap, not a security one: the leak this closes is data crossing between different people, which no longer happens regardless of refresh behaviour. Verified with an automated test simulating two separate accounts against one database, confirming neither can list, search, load, or delete the other's data.</w:t>
       </w:r>
     </w:p>
     <w:p>
@@ -2323,6 +3053,28 @@
           <w:p>
             <w:r>
               <w:t>Exposes the compiled graph object (quickloan.agent:graph) for visual graph debugging outside Streamlit.</w:t>
+            </w:r>
+          </w:p>
+        </w:tc>
+      </w:tr>
+      <w:tr>
+        <w:tc>
+          <w:tcPr>
+            <w:tcW w:type="dxa" w:w="4320"/>
+          </w:tcPr>
+          <w:p>
+            <w:r>
+              <w:t>bcrypt</w:t>
+            </w:r>
+          </w:p>
+        </w:tc>
+        <w:tc>
+          <w:tcPr>
+            <w:tcW w:type="dxa" w:w="4320"/>
+          </w:tcPr>
+          <w:p>
+            <w:r>
+              <w:t>Hashes and verifies customer account passwords for the Streamlit login/registration gate (Section 9.1). Passwords are never stored or compared in plain text.</w:t>
             </w:r>
           </w:p>
         </w:tc>

--- a/s15/solution/QuickLoan_Architecture_Documentation.docx
+++ b/s15/solution/QuickLoan_Architecture_Documentation.docx
@@ -1128,7 +1128,11 @@
         <w:t xml:space="preserve">4. Classification  </w:t>
       </w:r>
       <w:r>
-        <w:t>classify() sends the message (plus last 2 turns of history) to the groq/compound-mini classifier LLM with a strict one-word-answer prompt, producing RATES / POLICY / COMPLEX / OUT_OF_SCOPE. route_supervisor() branches accordingly.</w:t>
+        <w:t>classify() sends the message (plus last 2 turns of history) to the openai/gpt-oss-20b classifier LLM (reasoning_effort='low', CLASSIFIER_MAX_TOKENS=100) with a strict one-word-answer prompt, producing RATES / POLICY / COMPLEX / OUT_OF_SCOPE. route_supervisor() branches accordingly.</w:t>
+      </w:r>
+      <w:r>
+        <w:rPr/>
+        <w:t xml:space="preserve"> Fixed after groq/compound-mini was retired by Groq: every classify() call was silently failing (404 model_not_found) and defaulting to query_type="RATES" regardless of the actual question, misrouting things like repayment-plan or loan-strategy questions to the Rates Agent instead of Policy/Escalate. openai/gpt-oss-20b is a reasoning model, so a naive swap at the old max_tokens=10 returned empty output (all of it spent on hidden reasoning tokens, finish_reason="length"); reasoning_effort="low" plus the larger token budget fixed that -- verified against RATES/POLICY/COMPLEX/OUT_OF_SCOPE test queries end-to-end.</w:t>
       </w:r>
     </w:p>
     <w:p>
@@ -2744,7 +2748,7 @@
           </w:tcPr>
           <w:p>
             <w:r>
-              <w:t>ChatGroq client — connects the graph's LLM calls to Groq-hosted models (openai/gpt-oss-120b for responses, groq/compound-mini for fast classification).</w:t>
+              <w:t>ChatGroq client — connects the graph's LLM calls to Groq-hosted models (openai/gpt-oss-120b for responses, openai/gpt-oss-20b for fast classification).</w:t>
             </w:r>
           </w:p>
         </w:tc>
